--- a/dpp-project/DPP差距评估_工具箱/20_交付物验收确认单.docx
+++ b/dpp-project/DPP差距评估_工具箱/20_交付物验收确认单.docx
@@ -134,7 +134,7 @@
           <w:sz w:val="24"/>
           <w:szCs w:val="24"/>
         </w:rPr>
-        <w:t xml:space="preserve">守信财税 · DPP业务线</w:t>
+        <w:t xml:space="preserve">财税 · DPP业务线</w:t>
       </w:r>
     </w:p>
     <w:p>
@@ -3033,7 +3033,7 @@
                 <w:sz w:val="20"/>
                 <w:szCs w:val="20"/>
               </w:rPr>
-              <w:t xml:space="preserve">守信财税 · DPP业务线</w:t>
+              <w:t xml:space="preserve">财税 · DPP业务线</w:t>
             </w:r>
           </w:p>
         </w:tc>
@@ -3239,7 +3239,7 @@
         <w:sz w:val="18"/>
         <w:szCs w:val="18"/>
       </w:rPr>
-      <w:t xml:space="preserve">守信财税 · 机密文件　第 </w:t>
+      <w:t xml:space="preserve">财税 · 机密文件　第 </w:t>
     </w:r>
     <w:r>
       <w:rPr>
@@ -3353,7 +3353,7 @@
         <w:sz w:val="18"/>
         <w:szCs w:val="18"/>
       </w:rPr>
-      <w:t xml:space="preserve">守信财税 · DPP业务线</w:t>
+      <w:t xml:space="preserve">财税 · DPP业务线</w:t>
     </w:r>
     <w:r>
       <w:rPr>

--- a/dpp-project/DPP差距评估_工具箱/20_交付物验收确认单.docx
+++ b/dpp-project/DPP差距评估_工具箱/20_交付物验收确认单.docx
@@ -134,7 +134,7 @@
           <w:sz w:val="24"/>
           <w:szCs w:val="24"/>
         </w:rPr>
-        <w:t xml:space="preserve">财税 · DPP业务线</w:t>
+        <w:t xml:space="preserve"> · DPP业务线</w:t>
       </w:r>
     </w:p>
     <w:p>
@@ -2932,7 +2932,7 @@
           <w:sz w:val="30"/>
           <w:szCs w:val="30"/>
         </w:rPr>
-        <w:t xml:space="preserve">备注：后续服务联系方式</w:t>
+        <w:t xml:space="preserve">备注：后续服务</w:t>
       </w:r>
     </w:p>
     <w:p>
@@ -3033,7 +3033,7 @@
                 <w:sz w:val="20"/>
                 <w:szCs w:val="20"/>
               </w:rPr>
-              <w:t xml:space="preserve">财税 · DPP业务线</w:t>
+              <w:t xml:space="preserve"> · DPP业务线</w:t>
             </w:r>
           </w:p>
         </w:tc>
@@ -3068,7 +3068,7 @@
                 <w:sz w:val="20"/>
                 <w:szCs w:val="20"/>
               </w:rPr>
-              <w:t xml:space="preserve">联系电话</w:t>
+              <w:t xml:space="preserve"/>
             </w:r>
           </w:p>
         </w:tc>
